--- a/Created design.docx
+++ b/Created design.docx
@@ -14,9 +14,25 @@
       </w:pPr>
       <w:r>
         <w:rPr>
+          <w:b/>
+          <w:bCs/>
+          <w:lang w:val="de-CH"/>
+        </w:rPr>
+        <w:t>V</w:t>
+      </w:r>
+      <w:r>
+        <w:rPr>
+          <w:b/>
+          <w:bCs/>
           <w:lang/>
         </w:rPr>
-        <w:t>Created design-reference/design-system.md and wired it into CLAUDE.md (same pattern as the other design-reference docs, so it loads automatically in future sessions and is checked before building new UI).</w:t>
+        <w:t>erbindung erfolgreich umgehängt</w:t>
+      </w:r>
+      <w:r>
+        <w:rPr>
+          <w:lang/>
+        </w:rPr>
+        <w:t xml:space="preserve"> — notaqfguhhjpvmagvcic ("Lernecke") ist jetzt korrekt über den MCP-Connector sichtbar.</w:t>
       </w:r>
     </w:p>
     <w:p>
@@ -31,9 +47,202 @@
       </w:pPr>
       <w:r>
         <w:rPr>
+          <w:b/>
+          <w:bCs/>
           <w:lang/>
         </w:rPr>
-        <w:t>What's in it, grounded in what's actually in the codebase (not invented):</w:t>
+        <w:t>Vollständige Neufassung von design-reference/datenmodell-review.md</w:t>
+      </w:r>
+      <w:r>
+        <w:rPr>
+          <w:lang/>
+        </w:rPr>
+        <w:t xml:space="preserve"> auf Basis eines frischen, verifizierten Live-Abgleichs. Wichtigste Erkenntnisse:</w:t>
+      </w:r>
+    </w:p>
+    <w:p>
+      <w:pPr>
+        <w:numPr>
+          <w:ilvl w:val="0"/>
+          <w:numId w:val="3"/>
+        </w:numPr>
+        <w:rPr>
+          <w:lang/>
+        </w:rPr>
+      </w:pPr>
+      <w:r>
+        <w:rPr>
+          <w:b/>
+          <w:bCs/>
+          <w:lang/>
+        </w:rPr>
+        <w:t>Das Zielschema ist praktisch komplett umgesetzt</w:t>
+      </w:r>
+      <w:r>
+        <w:rPr>
+          <w:lang/>
+        </w:rPr>
+        <w:t> — alle 27 laut Architektur-Briefing geforderten Tabellen existieren bereits, inklusive der Admin-RPCs aus Schritt 5/10a–10d (admin_upsert_course_session, admin_close_payroll_period etc.). Deutlich weiter als der alte, jetzt überholte 5-von-27-Stand.</w:t>
+      </w:r>
+    </w:p>
+    <w:p>
+      <w:pPr>
+        <w:numPr>
+          <w:ilvl w:val="0"/>
+          <w:numId w:val="3"/>
+        </w:numPr>
+        <w:rPr>
+          <w:lang/>
+        </w:rPr>
+      </w:pPr>
+      <w:r>
+        <w:rPr>
+          <w:b/>
+          <w:bCs/>
+          <w:lang/>
+        </w:rPr>
+        <w:t>Konkreter Widerspruch gefunden:</w:t>
+      </w:r>
+      <w:r>
+        <w:rPr>
+          <w:lang/>
+        </w:rPr>
+        <w:t> offer_editions hat noch die Frühbucher-Spalten (early_bird_enabled/_price_rappen/_deadline), obwohl eine dokumentierte Entscheidung vom 27.07.2026 sagt, die seien entfernt worden. Ungeklärt — vor Preislogik-Änderungen erst klären.</w:t>
+      </w:r>
+    </w:p>
+    <w:p>
+      <w:pPr>
+        <w:numPr>
+          <w:ilvl w:val="0"/>
+          <w:numId w:val="3"/>
+        </w:numPr>
+        <w:rPr>
+          <w:lang/>
+        </w:rPr>
+      </w:pPr>
+      <w:r>
+        <w:rPr>
+          <w:b/>
+          <w:bCs/>
+          <w:lang/>
+        </w:rPr>
+        <w:t>Keine CLI-getrackte Migrationshistorie:</w:t>
+      </w:r>
+      <w:r>
+        <w:rPr>
+          <w:lang/>
+        </w:rPr>
+        <w:t> supabase_migrations.schema_migrations existiert auf diesem Projekt gar nicht. Die im Briefing vorgeschriebene Baseline-Strategie (Zeitstempel-Abgleich) passt so nicht — eigene Entscheidung nötig.</w:t>
+      </w:r>
+    </w:p>
+    <w:p>
+      <w:pPr>
+        <w:numPr>
+          <w:ilvl w:val="0"/>
+          <w:numId w:val="3"/>
+        </w:numPr>
+        <w:rPr>
+          <w:lang/>
+        </w:rPr>
+      </w:pPr>
+      <w:r>
+        <w:rPr>
+          <w:lang/>
+        </w:rPr>
+        <w:t>learning_materials hat auffällig nur 2 Zeilen — evtl. Datenverlust beim Kontowechsel.</w:t>
+      </w:r>
+    </w:p>
+    <w:p>
+      <w:pPr>
+        <w:numPr>
+          <w:ilvl w:val="0"/>
+          <w:numId w:val="3"/>
+        </w:numPr>
+        <w:rPr>
+          <w:lang/>
+        </w:rPr>
+      </w:pPr>
+      <w:r>
+        <w:rPr>
+          <w:lang/>
+        </w:rPr>
+        <w:t>Security-Advisor-Befunde (deaktivierter Leaked-Password-Schutz, search_path-Warnungen) sind notiert, aber wie gewünscht nicht vertieft.</w:t>
+      </w:r>
+    </w:p>
+    <w:p>
+      <w:pPr>
+        <w:tabs>
+          <w:tab w:val="num" w:pos="720"/>
+        </w:tabs>
+        <w:ind w:left="720" w:hanging="360"/>
+        <w:rPr>
+          <w:lang/>
+        </w:rPr>
+      </w:pPr>
+    </w:p>
+    <w:p>
+      <w:pPr>
+        <w:tabs>
+          <w:tab w:val="num" w:pos="720"/>
+        </w:tabs>
+        <w:ind w:left="720" w:hanging="360"/>
+        <w:rPr>
+          <w:lang w:val="de-CH"/>
+        </w:rPr>
+      </w:pPr>
+      <w:r>
+        <w:rPr>
+          <w:lang w:val="de-CH"/>
+        </w:rPr>
+        <w:t>______________________</w:t>
+      </w:r>
+    </w:p>
+    <w:p>
+      <w:pPr>
+        <w:tabs>
+          <w:tab w:val="num" w:pos="720"/>
+        </w:tabs>
+        <w:ind w:left="720" w:hanging="360"/>
+        <w:rPr>
+          <w:lang w:val="en-US"/>
+        </w:rPr>
+      </w:pPr>
+      <w:r>
+        <w:rPr>
+          <w:lang w:val="en-US"/>
+        </w:rPr>
+        <w:t>Created design-reference/design-system.md and wired it into CLAUDE.md (same pattern as the other design-reference docs, so it loads automatically in future sessions and is checked before building new UI).</w:t>
+      </w:r>
+    </w:p>
+    <w:p>
+      <w:pPr>
+        <w:tabs>
+          <w:tab w:val="num" w:pos="720"/>
+        </w:tabs>
+        <w:ind w:left="720" w:hanging="360"/>
+        <w:rPr>
+          <w:lang w:val="en-US"/>
+        </w:rPr>
+      </w:pPr>
+      <w:r>
+        <w:rPr>
+          <w:lang w:val="en-US"/>
+        </w:rPr>
+        <w:t xml:space="preserve">What's in it, grounded in what's </w:t>
+      </w:r>
+      <w:proofErr w:type="gramStart"/>
+      <w:r>
+        <w:rPr>
+          <w:lang w:val="en-US"/>
+        </w:rPr>
+        <w:t>actually in</w:t>
+      </w:r>
+      <w:proofErr w:type="gramEnd"/>
+      <w:r>
+        <w:rPr>
+          <w:lang w:val="en-US"/>
+        </w:rPr>
+        <w:t xml:space="preserve"> the codebase (not invented):</w:t>
       </w:r>
     </w:p>
     <w:p>
@@ -43,22 +252,72 @@
           <w:numId w:val="2"/>
         </w:numPr>
         <w:rPr>
-          <w:lang/>
+          <w:lang w:val="en-US"/>
         </w:rPr>
       </w:pPr>
       <w:r>
         <w:rPr>
           <w:b/>
           <w:bCs/>
-          <w:lang/>
+          <w:lang w:val="en-US"/>
         </w:rPr>
         <w:t>Layout primitives</w:t>
       </w:r>
       <w:r>
         <w:rPr>
-          <w:lang/>
-        </w:rPr>
-        <w:t> (PageContainer/Section/SectionHeading/ResponsiveGrid) — always compose from these, never duplicate wrapper markup.</w:t>
+          <w:lang w:val="en-US"/>
+        </w:rPr>
+        <w:t> (</w:t>
+      </w:r>
+      <w:proofErr w:type="spellStart"/>
+      <w:r>
+        <w:rPr>
+          <w:lang w:val="en-US"/>
+        </w:rPr>
+        <w:t>PageContainer</w:t>
+      </w:r>
+      <w:proofErr w:type="spellEnd"/>
+      <w:r>
+        <w:rPr>
+          <w:lang w:val="en-US"/>
+        </w:rPr>
+        <w:t>/Section/</w:t>
+      </w:r>
+      <w:proofErr w:type="spellStart"/>
+      <w:r>
+        <w:rPr>
+          <w:lang w:val="en-US"/>
+        </w:rPr>
+        <w:t>SectionHeading</w:t>
+      </w:r>
+      <w:proofErr w:type="spellEnd"/>
+      <w:r>
+        <w:rPr>
+          <w:lang w:val="en-US"/>
+        </w:rPr>
+        <w:t>/</w:t>
+      </w:r>
+      <w:proofErr w:type="spellStart"/>
+      <w:proofErr w:type="gramStart"/>
+      <w:r>
+        <w:rPr>
+          <w:lang w:val="en-US"/>
+        </w:rPr>
+        <w:t>ResponsiveGrid</w:t>
+      </w:r>
+      <w:proofErr w:type="spellEnd"/>
+      <w:r>
+        <w:rPr>
+          <w:lang w:val="en-US"/>
+        </w:rPr>
+        <w:t>) —</w:t>
+      </w:r>
+      <w:proofErr w:type="gramEnd"/>
+      <w:r>
+        <w:rPr>
+          <w:lang w:val="en-US"/>
+        </w:rPr>
+        <w:t xml:space="preserve"> always compose from these, never duplicate wrapper markup.</w:t>
       </w:r>
     </w:p>
     <w:p>
@@ -68,22 +327,58 @@
           <w:numId w:val="2"/>
         </w:numPr>
         <w:rPr>
-          <w:lang/>
+          <w:lang w:val="en-US"/>
         </w:rPr>
       </w:pPr>
       <w:r>
         <w:rPr>
           <w:b/>
           <w:bCs/>
-          <w:lang/>
+          <w:lang w:val="en-US"/>
         </w:rPr>
         <w:t>Section rhythm rule</w:t>
       </w:r>
       <w:r>
         <w:rPr>
-          <w:lang/>
-        </w:rPr>
-        <w:t>: hero = spacing="lg", then strictly alternate default/muted backgrounds — never two adjacent sections with the same background. A section directly before SiteFooter must never reuse bg-primary.</w:t>
+          <w:lang w:val="en-US"/>
+        </w:rPr>
+        <w:t>: hero = spacing="lg", then strictly alternate default/muted backgrounds — never two adjacent sections with the same background. A section directly before </w:t>
+      </w:r>
+      <w:proofErr w:type="spellStart"/>
+      <w:r>
+        <w:rPr>
+          <w:lang w:val="en-US"/>
+        </w:rPr>
+        <w:t>SiteFooter</w:t>
+      </w:r>
+      <w:proofErr w:type="spellEnd"/>
+      <w:r>
+        <w:rPr>
+          <w:lang w:val="en-US"/>
+        </w:rPr>
+        <w:t xml:space="preserve"> must never </w:t>
+      </w:r>
+      <w:proofErr w:type="gramStart"/>
+      <w:r>
+        <w:rPr>
+          <w:lang w:val="en-US"/>
+        </w:rPr>
+        <w:t>reuse </w:t>
+      </w:r>
+      <w:proofErr w:type="spellStart"/>
+      <w:r>
+        <w:rPr>
+          <w:lang w:val="en-US"/>
+        </w:rPr>
+        <w:t>bg</w:t>
+      </w:r>
+      <w:proofErr w:type="spellEnd"/>
+      <w:proofErr w:type="gramEnd"/>
+      <w:r>
+        <w:rPr>
+          <w:lang w:val="en-US"/>
+        </w:rPr>
+        <w:t>-primary.</w:t>
       </w:r>
     </w:p>
     <w:p>
@@ -93,20 +388,20 @@
           <w:numId w:val="2"/>
         </w:numPr>
         <w:rPr>
-          <w:lang/>
+          <w:lang w:val="en-US"/>
         </w:rPr>
       </w:pPr>
       <w:r>
         <w:rPr>
           <w:b/>
           <w:bCs/>
-          <w:lang/>
+          <w:lang w:val="en-US"/>
         </w:rPr>
         <w:t>Typography scale</w:t>
       </w:r>
       <w:r>
         <w:rPr>
-          <w:lang/>
+          <w:lang w:val="en-US"/>
         </w:rPr>
         <w:t> table (hero H1, section H2, card H3, eyebrow, body, caption) with exact classes.</w:t>
       </w:r>
@@ -118,20 +413,20 @@
           <w:numId w:val="2"/>
         </w:numPr>
         <w:rPr>
-          <w:lang/>
+          <w:lang w:val="en-US"/>
         </w:rPr>
       </w:pPr>
       <w:r>
         <w:rPr>
           <w:b/>
           <w:bCs/>
-          <w:lang/>
+          <w:lang w:val="en-US"/>
         </w:rPr>
         <w:t>Eyebrow rule</w:t>
       </w:r>
       <w:r>
         <w:rPr>
-          <w:lang/>
+          <w:lang w:val="en-US"/>
         </w:rPr>
         <w:t>: plain colored text, never a filled Badge — that's reserved for real status/subject labels.</w:t>
       </w:r>
@@ -143,22 +438,50 @@
           <w:numId w:val="2"/>
         </w:numPr>
         <w:rPr>
-          <w:lang/>
+          <w:lang w:val="en-US"/>
         </w:rPr>
       </w:pPr>
       <w:r>
         <w:rPr>
           <w:b/>
           <w:bCs/>
-          <w:lang/>
+          <w:lang w:val="en-US"/>
         </w:rPr>
         <w:t>Three non-interchangeable badge types</w:t>
       </w:r>
       <w:r>
         <w:rPr>
-          <w:lang/>
-        </w:rPr>
-        <w:t>: StatusBadge, CategoryBadge, plain-text label.</w:t>
+          <w:lang w:val="en-US"/>
+        </w:rPr>
+        <w:t>: </w:t>
+      </w:r>
+      <w:proofErr w:type="spellStart"/>
+      <w:r>
+        <w:rPr>
+          <w:lang w:val="en-US"/>
+        </w:rPr>
+        <w:t>StatusBadge</w:t>
+      </w:r>
+      <w:proofErr w:type="spellEnd"/>
+      <w:r>
+        <w:rPr>
+          <w:lang w:val="en-US"/>
+        </w:rPr>
+        <w:t>, </w:t>
+      </w:r>
+      <w:proofErr w:type="spellStart"/>
+      <w:r>
+        <w:rPr>
+          <w:lang w:val="en-US"/>
+        </w:rPr>
+        <w:t>CategoryBadge</w:t>
+      </w:r>
+      <w:proofErr w:type="spellEnd"/>
+      <w:r>
+        <w:rPr>
+          <w:lang w:val="en-US"/>
+        </w:rPr>
+        <w:t>, plain-text label.</w:t>
       </w:r>
     </w:p>
     <w:p>
@@ -168,22 +491,36 @@
           <w:numId w:val="2"/>
         </w:numPr>
         <w:rPr>
-          <w:lang/>
+          <w:lang w:val="en-US"/>
         </w:rPr>
       </w:pPr>
       <w:r>
         <w:rPr>
           <w:b/>
           <w:bCs/>
-          <w:lang/>
+          <w:lang w:val="en-US"/>
         </w:rPr>
         <w:t>Color-token table</w:t>
       </w:r>
       <w:r>
         <w:rPr>
-          <w:lang/>
-        </w:rPr>
-        <w:t>: what primary/secondary/accent/tertiary/subject-* each mean and where they're used.</w:t>
+          <w:lang w:val="en-US"/>
+        </w:rPr>
+        <w:t xml:space="preserve">: what primary/secondary/accent/tertiary/subject-* each </w:t>
+      </w:r>
+      <w:proofErr w:type="gramStart"/>
+      <w:r>
+        <w:rPr>
+          <w:lang w:val="en-US"/>
+        </w:rPr>
+        <w:t>mean</w:t>
+      </w:r>
+      <w:proofErr w:type="gramEnd"/>
+      <w:r>
+        <w:rPr>
+          <w:lang w:val="en-US"/>
+        </w:rPr>
+        <w:t xml:space="preserve"> and where they're used.</w:t>
       </w:r>
     </w:p>
     <w:p>
@@ -193,22 +530,93 @@
           <w:numId w:val="2"/>
         </w:numPr>
         <w:rPr>
-          <w:lang/>
+          <w:lang w:val="en-US"/>
         </w:rPr>
       </w:pPr>
       <w:r>
         <w:rPr>
           <w:b/>
           <w:bCs/>
-          <w:lang/>
-        </w:rPr>
+          <w:lang w:val="en-US"/>
+        </w:rPr>
+        <w:lastRenderedPageBreak/>
         <w:t>Three card/tile variants</w:t>
       </w:r>
       <w:r>
         <w:rPr>
-          <w:lang/>
-        </w:rPr>
-        <w:t> (gradient-head CourseCard, bordered ServiceCard/WhyUsGrid, flat top-accent ValueProps) with when to use which, plus the gap-2 vs. shadcn's default gap-6 title/text-spacing fix.</w:t>
+          <w:lang w:val="en-US"/>
+        </w:rPr>
+        <w:t> (gradient-head </w:t>
+      </w:r>
+      <w:proofErr w:type="spellStart"/>
+      <w:r>
+        <w:rPr>
+          <w:lang w:val="en-US"/>
+        </w:rPr>
+        <w:t>CourseCard</w:t>
+      </w:r>
+      <w:proofErr w:type="spellEnd"/>
+      <w:r>
+        <w:rPr>
+          <w:lang w:val="en-US"/>
+        </w:rPr>
+        <w:t>, bordered </w:t>
+      </w:r>
+      <w:proofErr w:type="spellStart"/>
+      <w:r>
+        <w:rPr>
+          <w:lang w:val="en-US"/>
+        </w:rPr>
+        <w:t>ServiceCard</w:t>
+      </w:r>
+      <w:proofErr w:type="spellEnd"/>
+      <w:r>
+        <w:rPr>
+          <w:lang w:val="en-US"/>
+        </w:rPr>
+        <w:t>/</w:t>
+      </w:r>
+      <w:proofErr w:type="spellStart"/>
+      <w:r>
+        <w:rPr>
+          <w:lang w:val="en-US"/>
+        </w:rPr>
+        <w:t>WhyUsGrid</w:t>
+      </w:r>
+      <w:proofErr w:type="spellEnd"/>
+      <w:r>
+        <w:rPr>
+          <w:lang w:val="en-US"/>
+        </w:rPr>
+        <w:t>, flat top-accent </w:t>
+      </w:r>
+      <w:proofErr w:type="spellStart"/>
+      <w:r>
+        <w:rPr>
+          <w:lang w:val="en-US"/>
+        </w:rPr>
+        <w:t>ValueProps</w:t>
+      </w:r>
+      <w:proofErr w:type="spellEnd"/>
+      <w:r>
+        <w:rPr>
+          <w:lang w:val="en-US"/>
+        </w:rPr>
+        <w:t xml:space="preserve">) with when to use which, plus the gap-2 vs. </w:t>
+      </w:r>
+      <w:proofErr w:type="spellStart"/>
+      <w:r>
+        <w:rPr>
+          <w:lang w:val="en-US"/>
+        </w:rPr>
+        <w:t>shadcn's</w:t>
+      </w:r>
+      <w:proofErr w:type="spellEnd"/>
+      <w:r>
+        <w:rPr>
+          <w:lang w:val="en-US"/>
+        </w:rPr>
+        <w:t xml:space="preserve"> default gap-6 title/text-spacing fix.</w:t>
       </w:r>
     </w:p>
     <w:p>
@@ -217,22 +625,15 @@
           <w:ilvl w:val="0"/>
           <w:numId w:val="2"/>
         </w:numPr>
-        <w:rPr>
-          <w:lang/>
-        </w:rPr>
       </w:pPr>
       <w:r>
         <w:rPr>
           <w:b/>
           <w:bCs/>
-          <w:lang/>
         </w:rPr>
         <w:t>Button-per-background</w:t>
       </w:r>
       <w:r>
-        <w:rPr>
-          <w:lang/>
-        </w:rPr>
         <w:t> table.</w:t>
       </w:r>
     </w:p>
@@ -243,12 +644,12 @@
           <w:numId w:val="2"/>
         </w:numPr>
         <w:rPr>
-          <w:lang/>
-        </w:rPr>
-      </w:pPr>
-      <w:r>
-        <w:rPr>
-          <w:lang/>
+          <w:lang w:val="en-US"/>
+        </w:rPr>
+      </w:pPr>
+      <w:r>
+        <w:rPr>
+          <w:lang w:val="en-US"/>
         </w:rPr>
         <w:t>A </w:t>
       </w:r>
@@ -256,13 +657,13 @@
         <w:rPr>
           <w:b/>
           <w:bCs/>
-          <w:lang/>
+          <w:lang w:val="en-US"/>
         </w:rPr>
         <w:t>pre-build checklist</w:t>
       </w:r>
       <w:r>
         <w:rPr>
-          <w:lang/>
+          <w:lang w:val="en-US"/>
         </w:rPr>
         <w:t> for new sections.</w:t>
       </w:r>
@@ -274,7 +675,7 @@
         </w:tabs>
         <w:ind w:left="720" w:hanging="360"/>
         <w:rPr>
-          <w:lang/>
+          <w:lang w:val="en-US"/>
         </w:rPr>
       </w:pPr>
     </w:p>
@@ -285,22 +686,50 @@
           <w:numId w:val="1"/>
         </w:numPr>
         <w:rPr>
-          <w:lang/>
+          <w:lang w:val="en-US"/>
         </w:rPr>
       </w:pPr>
       <w:r>
         <w:rPr>
           <w:b/>
           <w:bCs/>
-          <w:lang/>
+          <w:lang w:val="en-US"/>
         </w:rPr>
         <w:t>Canonical rule now</w:t>
       </w:r>
       <w:r>
         <w:rPr>
-          <w:lang/>
-        </w:rPr>
-        <w:t>: hero = spacing="default" (was lg), all subsequent content sections = spacing="sm", strict default/muted background alternation, with bg-ink-pale as the documented third tone for runs of 3+ light sections.</w:t>
+          <w:lang w:val="en-US"/>
+        </w:rPr>
+        <w:t>: hero = spacing="default" (was lg), all subsequent content sections = spacing="</w:t>
+      </w:r>
+      <w:proofErr w:type="spellStart"/>
+      <w:r>
+        <w:rPr>
+          <w:lang w:val="en-US"/>
+        </w:rPr>
+        <w:t>sm</w:t>
+      </w:r>
+      <w:proofErr w:type="spellEnd"/>
+      <w:r>
+        <w:rPr>
+          <w:lang w:val="en-US"/>
+        </w:rPr>
+        <w:t>", strict default/muted background alternation, with </w:t>
+      </w:r>
+      <w:proofErr w:type="spellStart"/>
+      <w:r>
+        <w:rPr>
+          <w:lang w:val="en-US"/>
+        </w:rPr>
+        <w:t>bg</w:t>
+      </w:r>
+      <w:proofErr w:type="spellEnd"/>
+      <w:r>
+        <w:rPr>
+          <w:lang w:val="en-US"/>
+        </w:rPr>
+        <w:t>-ink-pale as the documented third tone for runs of 3+ light sections.</w:t>
       </w:r>
     </w:p>
     <w:p>
@@ -310,14 +739,112 @@
           <w:numId w:val="1"/>
         </w:numPr>
         <w:rPr>
-          <w:lang/>
-        </w:rPr>
-      </w:pPr>
-      <w:r>
-        <w:rPr>
-          <w:lang/>
-        </w:rPr>
-        <w:t>Applied across all 14 marketing pages with &lt;Section&gt;: the 5 single-section legal/simple pages (agb, datenschutz, impressum, kontakt, standorte), the 6 simple multi-section pages (distance-learning, nachhilfe, pruefungssimulation, tipps, ueber-uns, lerncoaching), and both kurse/[audience] templates (including the content-heavy [angebot] detail page with 8 stacked sections).</w:t>
+          <w:lang w:val="en-US"/>
+        </w:rPr>
+      </w:pPr>
+      <w:r>
+        <w:rPr>
+          <w:lang w:val="en-US"/>
+        </w:rPr>
+        <w:t>Applied across all 14 marketing pages with &lt;Section&gt;: the 5 single-section legal/simple pages (</w:t>
+      </w:r>
+      <w:proofErr w:type="spellStart"/>
+      <w:r>
+        <w:rPr>
+          <w:lang w:val="en-US"/>
+        </w:rPr>
+        <w:t>agb</w:t>
+      </w:r>
+      <w:proofErr w:type="spellEnd"/>
+      <w:r>
+        <w:rPr>
+          <w:lang w:val="en-US"/>
+        </w:rPr>
+        <w:t>, </w:t>
+      </w:r>
+      <w:proofErr w:type="spellStart"/>
+      <w:r>
+        <w:rPr>
+          <w:lang w:val="en-US"/>
+        </w:rPr>
+        <w:t>datenschutz</w:t>
+      </w:r>
+      <w:proofErr w:type="spellEnd"/>
+      <w:r>
+        <w:rPr>
+          <w:lang w:val="en-US"/>
+        </w:rPr>
+        <w:t>, </w:t>
+      </w:r>
+      <w:proofErr w:type="spellStart"/>
+      <w:r>
+        <w:rPr>
+          <w:lang w:val="en-US"/>
+        </w:rPr>
+        <w:t>impressum</w:t>
+      </w:r>
+      <w:proofErr w:type="spellEnd"/>
+      <w:r>
+        <w:rPr>
+          <w:lang w:val="en-US"/>
+        </w:rPr>
+        <w:t>, </w:t>
+      </w:r>
+      <w:proofErr w:type="spellStart"/>
+      <w:r>
+        <w:rPr>
+          <w:lang w:val="en-US"/>
+        </w:rPr>
+        <w:t>kontakt</w:t>
+      </w:r>
+      <w:proofErr w:type="spellEnd"/>
+      <w:r>
+        <w:rPr>
+          <w:lang w:val="en-US"/>
+        </w:rPr>
+        <w:t>, </w:t>
+      </w:r>
+      <w:proofErr w:type="spellStart"/>
+      <w:r>
+        <w:rPr>
+          <w:lang w:val="en-US"/>
+        </w:rPr>
+        <w:t>standorte</w:t>
+      </w:r>
+      <w:proofErr w:type="spellEnd"/>
+      <w:r>
+        <w:rPr>
+          <w:lang w:val="en-US"/>
+        </w:rPr>
+        <w:t>), the 6 simple multi-section pages (distance-learning, nachhilfe, pruefungssimulation, tipps, ueber-uns, lerncoaching), and both </w:t>
+      </w:r>
+      <w:proofErr w:type="spellStart"/>
+      <w:r>
+        <w:rPr>
+          <w:lang w:val="en-US"/>
+        </w:rPr>
+        <w:t>kurse</w:t>
+      </w:r>
+      <w:proofErr w:type="spellEnd"/>
+      <w:r>
+        <w:rPr>
+          <w:lang w:val="en-US"/>
+        </w:rPr>
+        <w:t>/[audience] templates (including the content-heavy [</w:t>
+      </w:r>
+      <w:proofErr w:type="spellStart"/>
+      <w:r>
+        <w:rPr>
+          <w:lang w:val="en-US"/>
+        </w:rPr>
+        <w:t>angebot</w:t>
+      </w:r>
+      <w:proofErr w:type="spellEnd"/>
+      <w:r>
+        <w:rPr>
+          <w:lang w:val="en-US"/>
+        </w:rPr>
+        <w:t>] detail page with 8 stacked sections).</w:t>
       </w:r>
     </w:p>
     <w:p>
@@ -327,14 +854,56 @@
           <w:numId w:val="1"/>
         </w:numPr>
         <w:rPr>
-          <w:lang/>
-        </w:rPr>
-      </w:pPr>
-      <w:r>
-        <w:rPr>
-          <w:lang/>
-        </w:rPr>
-        <w:t>Left untouched: the usesReferenceExamLayout branch in [angebot]/page.tsx — that's a deliberately separate, non-migrated visual system per the architecture briefing, not part of this rhythm.</w:t>
+          <w:lang w:val="en-US"/>
+        </w:rPr>
+      </w:pPr>
+      <w:r>
+        <w:rPr>
+          <w:lang w:val="en-US"/>
+        </w:rPr>
+        <w:t>Left untouched: the </w:t>
+      </w:r>
+      <w:proofErr w:type="spellStart"/>
+      <w:r>
+        <w:rPr>
+          <w:lang w:val="en-US"/>
+        </w:rPr>
+        <w:t>usesReferenceExamLayout</w:t>
+      </w:r>
+      <w:proofErr w:type="spellEnd"/>
+      <w:r>
+        <w:rPr>
+          <w:lang w:val="en-US"/>
+        </w:rPr>
+        <w:t> branch in [</w:t>
+      </w:r>
+      <w:proofErr w:type="spellStart"/>
+      <w:r>
+        <w:rPr>
+          <w:lang w:val="en-US"/>
+        </w:rPr>
+        <w:t>angebot</w:t>
+      </w:r>
+      <w:proofErr w:type="spellEnd"/>
+      <w:r>
+        <w:rPr>
+          <w:lang w:val="en-US"/>
+        </w:rPr>
+        <w:t>]/</w:t>
+      </w:r>
+      <w:proofErr w:type="spellStart"/>
+      <w:r>
+        <w:rPr>
+          <w:lang w:val="en-US"/>
+        </w:rPr>
+        <w:t>page.tsx</w:t>
+      </w:r>
+      <w:proofErr w:type="spellEnd"/>
+      <w:r>
+        <w:rPr>
+          <w:lang w:val="en-US"/>
+        </w:rPr>
+        <w:t> — that's a deliberately separate, non-migrated visual system per the architecture briefing, not part of this rhythm.</w:t>
       </w:r>
     </w:p>
     <w:p>
@@ -344,12 +913,12 @@
           <w:numId w:val="1"/>
         </w:numPr>
         <w:rPr>
-          <w:lang/>
-        </w:rPr>
-      </w:pPr>
-      <w:r>
-        <w:rPr>
-          <w:lang/>
+          <w:lang w:val="en-US"/>
+        </w:rPr>
+      </w:pPr>
+      <w:r>
+        <w:rPr>
+          <w:lang w:val="en-US"/>
         </w:rPr>
         <w:t>Updated design-reference/design-system.md with a "Reconciliation-Log" documenting the decision and the final rule, replacing the earlier open question.</w:t>
       </w:r>
@@ -357,35 +926,70 @@
     <w:p>
       <w:pPr>
         <w:rPr>
-          <w:lang/>
+          <w:lang w:val="en-US"/>
         </w:rPr>
       </w:pPr>
       <w:r>
         <w:rPr>
           <w:b/>
           <w:bCs/>
-          <w:lang/>
+          <w:lang w:val="en-US"/>
         </w:rPr>
         <w:t>Verification:</w:t>
       </w:r>
       <w:r>
         <w:rPr>
-          <w:lang/>
-        </w:rPr>
-        <w:t xml:space="preserve"> npm run typecheck passes; confirmed via grep that no spacing="lg" remains anywhere and no &lt;Section&gt; lacks an explicit spacing prop; visually spot-checked ueber-uns </w:t>
-      </w:r>
-      <w:r>
-        <w:rPr>
-          <w:lang/>
-        </w:rPr>
-        <w:lastRenderedPageBreak/>
-        <w:t>(mid-complexity) and the 6. Klasse course detail page (the densest page on the site, 8 sections) — both read cleanly with proper alternation and no cramping.</w:t>
+          <w:lang w:val="en-US"/>
+        </w:rPr>
+        <w:t xml:space="preserve"> </w:t>
+      </w:r>
+      <w:proofErr w:type="spellStart"/>
+      <w:r>
+        <w:rPr>
+          <w:lang w:val="en-US"/>
+        </w:rPr>
+        <w:t>npm</w:t>
+      </w:r>
+      <w:proofErr w:type="spellEnd"/>
+      <w:r>
+        <w:rPr>
+          <w:lang w:val="en-US"/>
+        </w:rPr>
+        <w:t xml:space="preserve"> run </w:t>
+      </w:r>
+      <w:proofErr w:type="spellStart"/>
+      <w:r>
+        <w:rPr>
+          <w:lang w:val="en-US"/>
+        </w:rPr>
+        <w:t>typecheck</w:t>
+      </w:r>
+      <w:proofErr w:type="spellEnd"/>
+      <w:r>
+        <w:rPr>
+          <w:lang w:val="en-US"/>
+        </w:rPr>
+        <w:t xml:space="preserve"> passes; confirmed via grep that no spacing="lg" remains anywhere and no &lt;Section&gt; lacks an explicit spacing prop; visually spot-checked </w:t>
+      </w:r>
+      <w:proofErr w:type="spellStart"/>
+      <w:r>
+        <w:rPr>
+          <w:lang w:val="en-US"/>
+        </w:rPr>
+        <w:t>ueber-uns</w:t>
+      </w:r>
+      <w:proofErr w:type="spellEnd"/>
+      <w:r>
+        <w:rPr>
+          <w:lang w:val="en-US"/>
+        </w:rPr>
+        <w:t xml:space="preserve"> (mid-complexity) and the 6. Klasse course detail page (the densest page on the site, 8 sections) — both read cleanly with proper alternation and no cramping.</w:t>
       </w:r>
     </w:p>
     <w:p>
       <w:pPr>
         <w:rPr>
-          <w:lang/>
+          <w:lang w:val="en-US"/>
         </w:rPr>
       </w:pPr>
     </w:p>
@@ -699,11 +1303,127 @@
       </w:rPr>
     </w:lvl>
   </w:abstractNum>
+  <w:abstractNum w:abstractNumId="2" w15:restartNumberingAfterBreak="0">
+    <w:nsid w:val="7DBF5794"/>
+    <w:multiLevelType w:val="multilevel"/>
+    <w:tmpl w:val="0212A95E"/>
+    <w:lvl w:ilvl="0">
+      <w:start w:val="1"/>
+      <w:numFmt w:val="decimal"/>
+      <w:lvlText w:val="%1."/>
+      <w:lvlJc w:val="left"/>
+      <w:pPr>
+        <w:tabs>
+          <w:tab w:val="num" w:pos="720"/>
+        </w:tabs>
+        <w:ind w:left="720" w:hanging="360"/>
+      </w:pPr>
+    </w:lvl>
+    <w:lvl w:ilvl="1" w:tentative="1">
+      <w:start w:val="1"/>
+      <w:numFmt w:val="decimal"/>
+      <w:lvlText w:val="%2."/>
+      <w:lvlJc w:val="left"/>
+      <w:pPr>
+        <w:tabs>
+          <w:tab w:val="num" w:pos="1440"/>
+        </w:tabs>
+        <w:ind w:left="1440" w:hanging="360"/>
+      </w:pPr>
+    </w:lvl>
+    <w:lvl w:ilvl="2" w:tentative="1">
+      <w:start w:val="1"/>
+      <w:numFmt w:val="decimal"/>
+      <w:lvlText w:val="%3."/>
+      <w:lvlJc w:val="left"/>
+      <w:pPr>
+        <w:tabs>
+          <w:tab w:val="num" w:pos="2160"/>
+        </w:tabs>
+        <w:ind w:left="2160" w:hanging="360"/>
+      </w:pPr>
+    </w:lvl>
+    <w:lvl w:ilvl="3" w:tentative="1">
+      <w:start w:val="1"/>
+      <w:numFmt w:val="decimal"/>
+      <w:lvlText w:val="%4."/>
+      <w:lvlJc w:val="left"/>
+      <w:pPr>
+        <w:tabs>
+          <w:tab w:val="num" w:pos="2880"/>
+        </w:tabs>
+        <w:ind w:left="2880" w:hanging="360"/>
+      </w:pPr>
+    </w:lvl>
+    <w:lvl w:ilvl="4" w:tentative="1">
+      <w:start w:val="1"/>
+      <w:numFmt w:val="decimal"/>
+      <w:lvlText w:val="%5."/>
+      <w:lvlJc w:val="left"/>
+      <w:pPr>
+        <w:tabs>
+          <w:tab w:val="num" w:pos="3600"/>
+        </w:tabs>
+        <w:ind w:left="3600" w:hanging="360"/>
+      </w:pPr>
+    </w:lvl>
+    <w:lvl w:ilvl="5" w:tentative="1">
+      <w:start w:val="1"/>
+      <w:numFmt w:val="decimal"/>
+      <w:lvlText w:val="%6."/>
+      <w:lvlJc w:val="left"/>
+      <w:pPr>
+        <w:tabs>
+          <w:tab w:val="num" w:pos="4320"/>
+        </w:tabs>
+        <w:ind w:left="4320" w:hanging="360"/>
+      </w:pPr>
+    </w:lvl>
+    <w:lvl w:ilvl="6" w:tentative="1">
+      <w:start w:val="1"/>
+      <w:numFmt w:val="decimal"/>
+      <w:lvlText w:val="%7."/>
+      <w:lvlJc w:val="left"/>
+      <w:pPr>
+        <w:tabs>
+          <w:tab w:val="num" w:pos="5040"/>
+        </w:tabs>
+        <w:ind w:left="5040" w:hanging="360"/>
+      </w:pPr>
+    </w:lvl>
+    <w:lvl w:ilvl="7" w:tentative="1">
+      <w:start w:val="1"/>
+      <w:numFmt w:val="decimal"/>
+      <w:lvlText w:val="%8."/>
+      <w:lvlJc w:val="left"/>
+      <w:pPr>
+        <w:tabs>
+          <w:tab w:val="num" w:pos="5760"/>
+        </w:tabs>
+        <w:ind w:left="5760" w:hanging="360"/>
+      </w:pPr>
+    </w:lvl>
+    <w:lvl w:ilvl="8" w:tentative="1">
+      <w:start w:val="1"/>
+      <w:numFmt w:val="decimal"/>
+      <w:lvlText w:val="%9."/>
+      <w:lvlJc w:val="left"/>
+      <w:pPr>
+        <w:tabs>
+          <w:tab w:val="num" w:pos="6480"/>
+        </w:tabs>
+        <w:ind w:left="6480" w:hanging="360"/>
+      </w:pPr>
+    </w:lvl>
+  </w:abstractNum>
   <w:num w:numId="1" w16cid:durableId="1582134194">
     <w:abstractNumId w:val="0"/>
   </w:num>
   <w:num w:numId="2" w16cid:durableId="1633437851">
     <w:abstractNumId w:val="1"/>
+  </w:num>
+  <w:num w:numId="3" w16cid:durableId="315308196">
+    <w:abstractNumId w:val="2"/>
   </w:num>
 </w:numbering>
 </file>
